--- a/CSE370/Lab Solutions/Lab 02.docx
+++ b/CSE370/Lab Solutions/Lab 02.docx
@@ -41,25 +41,7 @@
           <w:sz w:val="28"/>
           <w:szCs w:val="28"/>
         </w:rPr>
-        <w:t xml:space="preserve">Assignment </w:t>
-      </w:r>
-      <w:r>
-        <w:rPr>
-          <w:b/>
-          <w:bCs/>
-          <w:sz w:val="28"/>
-          <w:szCs w:val="28"/>
-        </w:rPr>
-        <w:t>02</w:t>
-      </w:r>
-      <w:r>
-        <w:rPr>
-          <w:b/>
-          <w:bCs/>
-          <w:sz w:val="28"/>
-          <w:szCs w:val="28"/>
-        </w:rPr>
-        <w:t>| Spring 2026</w:t>
+        <w:t>Assignment 02| Spring 2026</w:t>
       </w:r>
     </w:p>
     <w:p>
@@ -612,9 +594,9 @@
                 <w:szCs w:val="24"/>
               </w:rPr>
               <w:drawing>
-                <wp:inline distT="0" distB="0" distL="0" distR="0" wp14:anchorId="65E5C79D" wp14:editId="3B27BB9C">
-                  <wp:extent cx="4715533" cy="2857899"/>
-                  <wp:effectExtent l="0" t="0" r="8890" b="0"/>
+                <wp:inline distT="0" distB="0" distL="0" distR="0" wp14:anchorId="587D4F8E" wp14:editId="5A61E4D5">
+                  <wp:extent cx="5144218" cy="2229161"/>
+                  <wp:effectExtent l="0" t="0" r="0" b="0"/>
                   <wp:docPr id="1" name="Picture 1"/>
                   <wp:cNvGraphicFramePr>
                     <a:graphicFrameLocks xmlns:a="http://schemas.openxmlformats.org/drawingml/2006/main" noChangeAspect="1"/>
@@ -635,7 +617,7 @@
                         <pic:spPr>
                           <a:xfrm>
                             <a:off x="0" y="0"/>
-                            <a:ext cx="4715533" cy="2857899"/>
+                            <a:ext cx="5144218" cy="2229161"/>
                           </a:xfrm>
                           <a:prstGeom prst="rect">
                             <a:avLst/>
@@ -795,6 +777,7 @@
                 <w:sz w:val="24"/>
                 <w:szCs w:val="24"/>
               </w:rPr>
+              <w:lastRenderedPageBreak/>
               <w:t>insert into employees values</w:t>
             </w:r>
           </w:p>
@@ -829,6 +812,7 @@
                 <w:sz w:val="24"/>
                 <w:szCs w:val="24"/>
               </w:rPr>
+              <w:lastRenderedPageBreak/>
               <w:t xml:space="preserve"> ('E002','Jane','Smith','2019-03-22','SA_REP',55000,0.150,'E011','D02'),</w:t>
             </w:r>
           </w:p>
@@ -1161,10 +1145,10 @@
                 <w:szCs w:val="24"/>
               </w:rPr>
               <w:drawing>
-                <wp:inline distT="0" distB="0" distL="0" distR="0" wp14:anchorId="62B84D91" wp14:editId="5384A74A">
-                  <wp:extent cx="7544853" cy="3600953"/>
-                  <wp:effectExtent l="0" t="0" r="0" b="0"/>
-                  <wp:docPr id="2" name="Picture 2"/>
+                <wp:inline distT="0" distB="0" distL="0" distR="0" wp14:anchorId="1C2FC3D0" wp14:editId="6F77BAAE">
+                  <wp:extent cx="7621064" cy="3667637"/>
+                  <wp:effectExtent l="0" t="0" r="0" b="9525"/>
+                  <wp:docPr id="20" name="Picture 20"/>
                   <wp:cNvGraphicFramePr>
                     <a:graphicFrameLocks xmlns:a="http://schemas.openxmlformats.org/drawingml/2006/main" noChangeAspect="1"/>
                   </wp:cNvGraphicFramePr>
@@ -1184,7 +1168,7 @@
                         <pic:spPr>
                           <a:xfrm>
                             <a:off x="0" y="0"/>
-                            <a:ext cx="7544853" cy="3600953"/>
+                            <a:ext cx="7621064" cy="3667637"/>
                           </a:xfrm>
                           <a:prstGeom prst="rect">
                             <a:avLst/>
@@ -1465,10 +1449,10 @@
                 <w:szCs w:val="24"/>
               </w:rPr>
               <w:drawing>
-                <wp:inline distT="0" distB="0" distL="0" distR="0" wp14:anchorId="1889B114" wp14:editId="755B0E20">
-                  <wp:extent cx="7673975" cy="1841500"/>
-                  <wp:effectExtent l="0" t="0" r="3175" b="6350"/>
-                  <wp:docPr id="4" name="Picture 4"/>
+                <wp:inline distT="0" distB="0" distL="0" distR="0" wp14:anchorId="3EB4EED2" wp14:editId="3E3AB6F8">
+                  <wp:extent cx="7673975" cy="1943735"/>
+                  <wp:effectExtent l="0" t="0" r="3175" b="0"/>
+                  <wp:docPr id="18" name="Picture 18"/>
                   <wp:cNvGraphicFramePr>
                     <a:graphicFrameLocks xmlns:a="http://schemas.openxmlformats.org/drawingml/2006/main" noChangeAspect="1"/>
                   </wp:cNvGraphicFramePr>
@@ -1488,7 +1472,7 @@
                         <pic:spPr>
                           <a:xfrm>
                             <a:off x="0" y="0"/>
-                            <a:ext cx="7673975" cy="1841500"/>
+                            <a:ext cx="7673975" cy="1943735"/>
                           </a:xfrm>
                           <a:prstGeom prst="rect">
                             <a:avLst/>
@@ -1635,22 +1619,110 @@
               </w:rPr>
               <w:t>from employees</w:t>
             </w:r>
-          </w:p>
-          <w:p>
-            <w:pPr>
-              <w:widowControl w:val="0"/>
-              <w:spacing w:after="0" w:line="240" w:lineRule="auto"/>
-              <w:rPr>
-                <w:sz w:val="24"/>
-                <w:szCs w:val="24"/>
-              </w:rPr>
-            </w:pPr>
-            <w:r>
-              <w:rPr>
-                <w:sz w:val="24"/>
-                <w:szCs w:val="24"/>
-              </w:rPr>
-              <w:t>where salary=(select max(salary) from employees);</w:t>
+            <w:r>
+              <w:rPr>
+                <w:sz w:val="24"/>
+                <w:szCs w:val="24"/>
+              </w:rPr>
+              <w:t xml:space="preserve"> e1</w:t>
+            </w:r>
+          </w:p>
+          <w:p>
+            <w:pPr>
+              <w:widowControl w:val="0"/>
+              <w:spacing w:after="0" w:line="240" w:lineRule="auto"/>
+              <w:rPr>
+                <w:sz w:val="24"/>
+                <w:szCs w:val="24"/>
+              </w:rPr>
+            </w:pPr>
+            <w:r>
+              <w:rPr>
+                <w:sz w:val="24"/>
+                <w:szCs w:val="24"/>
+              </w:rPr>
+              <w:t>where salary=(select max(salary)</w:t>
+            </w:r>
+            <w:r>
+              <w:rPr>
+                <w:sz w:val="24"/>
+                <w:szCs w:val="24"/>
+              </w:rPr>
+              <w:br/>
+            </w:r>
+            <w:r>
+              <w:rPr>
+                <w:sz w:val="24"/>
+                <w:szCs w:val="24"/>
+              </w:rPr>
+              <w:t>from employees</w:t>
+            </w:r>
+            <w:r>
+              <w:rPr>
+                <w:sz w:val="24"/>
+                <w:szCs w:val="24"/>
+              </w:rPr>
+              <w:t xml:space="preserve"> e2</w:t>
+            </w:r>
+            <w:r>
+              <w:rPr>
+                <w:sz w:val="24"/>
+                <w:szCs w:val="24"/>
+              </w:rPr>
+              <w:br/>
+              <w:t>where e1.</w:t>
+            </w:r>
+            <w:r>
+              <w:rPr>
+                <w:sz w:val="24"/>
+                <w:szCs w:val="24"/>
+              </w:rPr>
+              <w:t xml:space="preserve"> </w:t>
+            </w:r>
+            <w:r>
+              <w:rPr>
+                <w:sz w:val="24"/>
+                <w:szCs w:val="24"/>
+              </w:rPr>
+              <w:t>department_id</w:t>
+            </w:r>
+            <w:r>
+              <w:rPr>
+                <w:sz w:val="24"/>
+                <w:szCs w:val="24"/>
+              </w:rPr>
+              <w:t>=e2.</w:t>
+            </w:r>
+            <w:r>
+              <w:rPr>
+                <w:sz w:val="24"/>
+                <w:szCs w:val="24"/>
+              </w:rPr>
+              <w:t xml:space="preserve"> </w:t>
+            </w:r>
+            <w:r>
+              <w:rPr>
+                <w:sz w:val="24"/>
+                <w:szCs w:val="24"/>
+              </w:rPr>
+              <w:t>department_id</w:t>
+            </w:r>
+          </w:p>
+          <w:p>
+            <w:pPr>
+              <w:widowControl w:val="0"/>
+              <w:spacing w:after="0" w:line="240" w:lineRule="auto"/>
+              <w:rPr>
+                <w:sz w:val="24"/>
+                <w:szCs w:val="24"/>
+              </w:rPr>
+            </w:pPr>
+            <w:r>
+              <w:rPr>
+                <w:sz w:val="24"/>
+                <w:szCs w:val="24"/>
+              </w:rPr>
+              <w:t>);</w:t>
             </w:r>
           </w:p>
         </w:tc>
@@ -1688,6 +1760,7 @@
                 <w:sz w:val="24"/>
                 <w:szCs w:val="24"/>
               </w:rPr>
+              <w:lastRenderedPageBreak/>
               <w:t>No 4 SS</w:t>
             </w:r>
           </w:p>
@@ -1760,10 +1833,10 @@
                 <w:szCs w:val="24"/>
               </w:rPr>
               <w:drawing>
-                <wp:inline distT="0" distB="0" distL="0" distR="0" wp14:anchorId="21C4168B" wp14:editId="7AA199AD">
-                  <wp:extent cx="7673975" cy="1817370"/>
-                  <wp:effectExtent l="0" t="0" r="3175" b="0"/>
-                  <wp:docPr id="5" name="Picture 5"/>
+                <wp:inline distT="0" distB="0" distL="0" distR="0" wp14:anchorId="2AEFBE2A" wp14:editId="4A5F0B54">
+                  <wp:extent cx="7673975" cy="2926080"/>
+                  <wp:effectExtent l="0" t="0" r="3175" b="7620"/>
+                  <wp:docPr id="3" name="Picture 3"/>
                   <wp:cNvGraphicFramePr>
                     <a:graphicFrameLocks xmlns:a="http://schemas.openxmlformats.org/drawingml/2006/main" noChangeAspect="1"/>
                   </wp:cNvGraphicFramePr>
@@ -1783,7 +1856,7 @@
                         <pic:spPr>
                           <a:xfrm>
                             <a:off x="0" y="0"/>
-                            <a:ext cx="7673975" cy="1817370"/>
+                            <a:ext cx="7673975" cy="2926080"/>
                           </a:xfrm>
                           <a:prstGeom prst="rect">
                             <a:avLst/>
@@ -1962,7 +2035,6 @@
                 <w:sz w:val="24"/>
                 <w:szCs w:val="24"/>
               </w:rPr>
-              <w:lastRenderedPageBreak/>
               <w:t>from employees</w:t>
             </w:r>
           </w:p>
@@ -2091,10 +2163,10 @@
                 <w:szCs w:val="24"/>
               </w:rPr>
               <w:drawing>
-                <wp:inline distT="0" distB="0" distL="0" distR="0" wp14:anchorId="21D822BC" wp14:editId="7BB954F8">
-                  <wp:extent cx="7673975" cy="2613660"/>
+                <wp:inline distT="0" distB="0" distL="0" distR="0" wp14:anchorId="4B79C96A" wp14:editId="1A30BE5A">
+                  <wp:extent cx="7673975" cy="2691130"/>
                   <wp:effectExtent l="0" t="0" r="3175" b="0"/>
-                  <wp:docPr id="6" name="Picture 6"/>
+                  <wp:docPr id="17" name="Picture 17"/>
                   <wp:cNvGraphicFramePr>
                     <a:graphicFrameLocks xmlns:a="http://schemas.openxmlformats.org/drawingml/2006/main" noChangeAspect="1"/>
                   </wp:cNvGraphicFramePr>
@@ -2114,7 +2186,7 @@
                         <pic:spPr>
                           <a:xfrm>
                             <a:off x="0" y="0"/>
-                            <a:ext cx="7673975" cy="2613660"/>
+                            <a:ext cx="7673975" cy="2691130"/>
                           </a:xfrm>
                           <a:prstGeom prst="rect">
                             <a:avLst/>
@@ -2321,14 +2393,14 @@
                 <w:color w:val="000000"/>
                 <w:shd w:val="clear" w:color="auto" w:fill="FFFFFF"/>
               </w:rPr>
-              <w:t>salary</w:t>
+              <w:t>salary) &lt;=70000</w:t>
             </w:r>
             <w:r>
               <w:rPr>
                 <w:color w:val="000000"/>
                 <w:shd w:val="clear" w:color="auto" w:fill="FFFFFF"/>
               </w:rPr>
-              <w:t>) &lt;=70000</w:t>
+              <w:t>;</w:t>
             </w:r>
           </w:p>
         </w:tc>
@@ -2438,10 +2510,10 @@
                 <w:szCs w:val="24"/>
               </w:rPr>
               <w:drawing>
-                <wp:inline distT="0" distB="0" distL="0" distR="0" wp14:anchorId="3176962F" wp14:editId="2D6C5ECB">
-                  <wp:extent cx="5763429" cy="1305107"/>
-                  <wp:effectExtent l="0" t="0" r="8890" b="9525"/>
-                  <wp:docPr id="7" name="Picture 7"/>
+                <wp:inline distT="0" distB="0" distL="0" distR="0" wp14:anchorId="68AD04B2" wp14:editId="509A1D45">
+                  <wp:extent cx="5763429" cy="1114581"/>
+                  <wp:effectExtent l="0" t="0" r="0" b="9525"/>
+                  <wp:docPr id="16" name="Picture 16"/>
                   <wp:cNvGraphicFramePr>
                     <a:graphicFrameLocks xmlns:a="http://schemas.openxmlformats.org/drawingml/2006/main" noChangeAspect="1"/>
                   </wp:cNvGraphicFramePr>
@@ -2461,7 +2533,7 @@
                         <pic:spPr>
                           <a:xfrm>
                             <a:off x="0" y="0"/>
-                            <a:ext cx="5763429" cy="1305107"/>
+                            <a:ext cx="5763429" cy="1114581"/>
                           </a:xfrm>
                           <a:prstGeom prst="rect">
                             <a:avLst/>
@@ -2560,6 +2632,7 @@
                 <w:sz w:val="24"/>
                 <w:szCs w:val="24"/>
               </w:rPr>
+              <w:lastRenderedPageBreak/>
               <w:t>(as Plain Text)</w:t>
             </w:r>
           </w:p>
@@ -2589,6 +2662,7 @@
                 <w:sz w:val="24"/>
                 <w:szCs w:val="24"/>
               </w:rPr>
+              <w:lastRenderedPageBreak/>
               <w:t>select department_id, job_id, salary</w:t>
             </w:r>
           </w:p>
@@ -2606,8 +2680,16 @@
                 <w:sz w:val="24"/>
                 <w:szCs w:val="24"/>
               </w:rPr>
+              <w:lastRenderedPageBreak/>
               <w:t>from employees</w:t>
             </w:r>
+            <w:r>
+              <w:rPr>
+                <w:sz w:val="24"/>
+                <w:szCs w:val="24"/>
+              </w:rPr>
+              <w:t xml:space="preserve"> e1</w:t>
+            </w:r>
           </w:p>
           <w:p>
             <w:pPr>
@@ -2649,6 +2731,13 @@
               </w:rPr>
               <w:t>from employees</w:t>
             </w:r>
+            <w:r>
+              <w:rPr>
+                <w:sz w:val="24"/>
+                <w:szCs w:val="24"/>
+              </w:rPr>
+              <w:t xml:space="preserve"> e2</w:t>
+            </w:r>
           </w:p>
           <w:p>
             <w:pPr>
@@ -2671,6 +2760,13 @@
                 <w:sz w:val="24"/>
                 <w:szCs w:val="24"/>
               </w:rPr>
+              <w:t>e1.</w:t>
+            </w:r>
+            <w:r>
+              <w:rPr>
+                <w:sz w:val="24"/>
+                <w:szCs w:val="24"/>
+              </w:rPr>
               <w:t>department_id</w:t>
             </w:r>
             <w:r>
@@ -2678,21 +2774,28 @@
                 <w:sz w:val="24"/>
                 <w:szCs w:val="24"/>
               </w:rPr>
-              <w:t>= employees.</w:t>
-            </w:r>
-            <w:r>
-              <w:rPr>
-                <w:sz w:val="24"/>
-                <w:szCs w:val="24"/>
-              </w:rPr>
-              <w:t xml:space="preserve"> </w:t>
-            </w:r>
-            <w:r>
-              <w:rPr>
-                <w:sz w:val="24"/>
-                <w:szCs w:val="24"/>
-              </w:rPr>
-              <w:t>department_id</w:t>
+              <w:t>= e</w:t>
+            </w:r>
+            <w:r>
+              <w:rPr>
+                <w:sz w:val="24"/>
+                <w:szCs w:val="24"/>
+              </w:rPr>
+              <w:t>2</w:t>
+            </w:r>
+            <w:r>
+              <w:rPr>
+                <w:sz w:val="24"/>
+                <w:szCs w:val="24"/>
+              </w:rPr>
+              <w:t>.</w:t>
+            </w:r>
+            <w:r>
+              <w:rPr>
+                <w:sz w:val="24"/>
+                <w:szCs w:val="24"/>
+              </w:rPr>
+              <w:t xml:space="preserve"> department_id</w:t>
             </w:r>
             <w:r>
               <w:rPr>
@@ -2737,6 +2840,7 @@
                 <w:sz w:val="24"/>
                 <w:szCs w:val="24"/>
               </w:rPr>
+              <w:lastRenderedPageBreak/>
               <w:t>No 7 SS</w:t>
             </w:r>
           </w:p>
@@ -2809,10 +2913,10 @@
                 <w:szCs w:val="24"/>
               </w:rPr>
               <w:drawing>
-                <wp:inline distT="0" distB="0" distL="0" distR="0" wp14:anchorId="75B6551E" wp14:editId="6EEC698A">
-                  <wp:extent cx="4740051" cy="3871295"/>
-                  <wp:effectExtent l="0" t="0" r="3810" b="0"/>
-                  <wp:docPr id="8" name="Picture 8"/>
+                <wp:inline distT="0" distB="0" distL="0" distR="0" wp14:anchorId="1FC76DAD" wp14:editId="40C74370">
+                  <wp:extent cx="5877745" cy="4067743"/>
+                  <wp:effectExtent l="0" t="0" r="0" b="9525"/>
+                  <wp:docPr id="12" name="Picture 12"/>
                   <wp:cNvGraphicFramePr>
                     <a:graphicFrameLocks xmlns:a="http://schemas.openxmlformats.org/drawingml/2006/main" noChangeAspect="1"/>
                   </wp:cNvGraphicFramePr>
@@ -2832,7 +2936,7 @@
                         <pic:spPr>
                           <a:xfrm>
                             <a:off x="0" y="0"/>
-                            <a:ext cx="4740051" cy="3871295"/>
+                            <a:ext cx="5877745" cy="4067743"/>
                           </a:xfrm>
                           <a:prstGeom prst="rect">
                             <a:avLst/>
@@ -2910,7 +3014,6 @@
                 <w:sz w:val="24"/>
                 <w:szCs w:val="24"/>
               </w:rPr>
-              <w:lastRenderedPageBreak/>
               <w:t>No 8 Query</w:t>
             </w:r>
           </w:p>
@@ -3016,21 +3119,8 @@
                 <w:color w:val="000000"/>
                 <w:shd w:val="clear" w:color="auto" w:fill="FFFFFF"/>
               </w:rPr>
-              <w:t xml:space="preserve">where </w:t>
-            </w:r>
-            <w:r>
-              <w:rPr>
-                <w:color w:val="000000"/>
-                <w:shd w:val="clear" w:color="auto" w:fill="FFFFFF"/>
-              </w:rPr>
-              <w:t>manager_id </w:t>
-            </w:r>
-            <w:r>
-              <w:rPr>
-                <w:color w:val="000000"/>
-                <w:shd w:val="clear" w:color="auto" w:fill="FFFFFF"/>
-              </w:rPr>
-              <w:t>is not null</w:t>
+              <w:lastRenderedPageBreak/>
+              <w:t>where manager_id is not null</w:t>
             </w:r>
           </w:p>
           <w:p>
@@ -3210,6 +3300,7 @@
                 <w:sz w:val="24"/>
                 <w:szCs w:val="24"/>
               </w:rPr>
+              <w:lastRenderedPageBreak/>
               <w:t>No 8  SS</w:t>
             </w:r>
           </w:p>
@@ -3282,10 +3373,10 @@
                 <w:szCs w:val="24"/>
               </w:rPr>
               <w:drawing>
-                <wp:inline distT="0" distB="0" distL="0" distR="0" wp14:anchorId="14CD0DDF" wp14:editId="1999EDF8">
-                  <wp:extent cx="5220429" cy="2829320"/>
-                  <wp:effectExtent l="0" t="0" r="0" b="9525"/>
-                  <wp:docPr id="9" name="Picture 9"/>
+                <wp:inline distT="0" distB="0" distL="0" distR="0" wp14:anchorId="2D94D71A" wp14:editId="420CDF01">
+                  <wp:extent cx="5382376" cy="2715004"/>
+                  <wp:effectExtent l="0" t="0" r="8890" b="9525"/>
+                  <wp:docPr id="15" name="Picture 15"/>
                   <wp:cNvGraphicFramePr>
                     <a:graphicFrameLocks xmlns:a="http://schemas.openxmlformats.org/drawingml/2006/main" noChangeAspect="1"/>
                   </wp:cNvGraphicFramePr>
@@ -3305,7 +3396,7 @@
                         <pic:spPr>
                           <a:xfrm>
                             <a:off x="0" y="0"/>
-                            <a:ext cx="5220429" cy="2829320"/>
+                            <a:ext cx="5382376" cy="2715004"/>
                           </a:xfrm>
                           <a:prstGeom prst="rect">
                             <a:avLst/>
@@ -3459,92 +3550,85 @@
               </w:rPr>
               <w:t>from employees</w:t>
             </w:r>
-          </w:p>
-          <w:p>
-            <w:pPr>
-              <w:widowControl w:val="0"/>
-              <w:spacing w:after="0" w:line="240" w:lineRule="auto"/>
+            <w:r>
               <w:rPr>
                 <w:color w:val="000000"/>
                 <w:shd w:val="clear" w:color="auto" w:fill="FFFFFF"/>
               </w:rPr>
-            </w:pPr>
-            <w:r>
+              <w:t xml:space="preserve"> e1</w:t>
+            </w:r>
+          </w:p>
+          <w:p>
+            <w:pPr>
+              <w:widowControl w:val="0"/>
+              <w:spacing w:after="0" w:line="240" w:lineRule="auto"/>
               <w:rPr>
                 <w:color w:val="000000"/>
                 <w:shd w:val="clear" w:color="auto" w:fill="FFFFFF"/>
               </w:rPr>
-              <w:t xml:space="preserve">where </w:t>
-            </w:r>
+            </w:pPr>
             <w:r>
               <w:rPr>
                 <w:color w:val="000000"/>
                 <w:shd w:val="clear" w:color="auto" w:fill="FFFFFF"/>
               </w:rPr>
-              <w:t>commission_pct</w:t>
-            </w:r>
-            <w:r>
+              <w:t xml:space="preserve">where commission_pct = (select max(commission_pct) </w:t>
+            </w:r>
+          </w:p>
+          <w:p>
+            <w:pPr>
+              <w:widowControl w:val="0"/>
+              <w:spacing w:after="0" w:line="240" w:lineRule="auto"/>
               <w:rPr>
                 <w:color w:val="000000"/>
                 <w:shd w:val="clear" w:color="auto" w:fill="FFFFFF"/>
               </w:rPr>
-              <w:t xml:space="preserve"> = (select </w:t>
-            </w:r>
+            </w:pPr>
             <w:r>
               <w:rPr>
                 <w:color w:val="000000"/>
                 <w:shd w:val="clear" w:color="auto" w:fill="FFFFFF"/>
               </w:rPr>
-              <w:t xml:space="preserve">max(commission_pct) </w:t>
-            </w:r>
-          </w:p>
-          <w:p>
-            <w:pPr>
-              <w:widowControl w:val="0"/>
-              <w:spacing w:after="0" w:line="240" w:lineRule="auto"/>
+              <w:t>from employees</w:t>
+            </w:r>
+            <w:r>
               <w:rPr>
                 <w:color w:val="000000"/>
                 <w:shd w:val="clear" w:color="auto" w:fill="FFFFFF"/>
               </w:rPr>
+              <w:t xml:space="preserve"> e2</w:t>
+            </w:r>
+          </w:p>
+          <w:p>
+            <w:pPr>
+              <w:widowControl w:val="0"/>
+              <w:spacing w:after="0" w:line="240" w:lineRule="auto"/>
+              <w:rPr>
+                <w:sz w:val="24"/>
+                <w:szCs w:val="24"/>
+              </w:rPr>
             </w:pPr>
             <w:r>
               <w:rPr>
                 <w:color w:val="000000"/>
                 <w:shd w:val="clear" w:color="auto" w:fill="FFFFFF"/>
               </w:rPr>
-              <w:t>from employees</w:t>
-            </w:r>
-          </w:p>
-          <w:p>
-            <w:pPr>
-              <w:widowControl w:val="0"/>
-              <w:spacing w:after="0" w:line="240" w:lineRule="auto"/>
-              <w:rPr>
-                <w:sz w:val="24"/>
-                <w:szCs w:val="24"/>
-              </w:rPr>
-            </w:pPr>
-            <w:r>
-              <w:rPr>
-                <w:color w:val="000000"/>
-                <w:shd w:val="clear" w:color="auto" w:fill="FFFFFF"/>
-              </w:rPr>
               <w:t>where</w:t>
             </w:r>
             <w:r>
               <w:t xml:space="preserve"> </w:t>
             </w:r>
             <w:r>
-              <w:t>manager_id</w:t>
-            </w:r>
-            <w:r>
-              <w:t xml:space="preserve">=employees. </w:t>
-            </w:r>
-            <w:r>
-              <w:t>manager_id</w:t>
-            </w:r>
-            <w:r>
-              <w:t>);</w:t>
+              <w:t>e1.</w:t>
+            </w:r>
+            <w:r>
+              <w:t>manager_id=e</w:t>
+            </w:r>
+            <w:r>
+              <w:t>2</w:t>
+            </w:r>
+            <w:r>
+              <w:t>.manager_id);</w:t>
             </w:r>
           </w:p>
         </w:tc>
@@ -3655,10 +3739,10 @@
                 <w:szCs w:val="24"/>
               </w:rPr>
               <w:drawing>
-                <wp:inline distT="0" distB="0" distL="0" distR="0" wp14:anchorId="14BDFA26" wp14:editId="5732339C">
-                  <wp:extent cx="7673975" cy="1985010"/>
+                <wp:inline distT="0" distB="0" distL="0" distR="0" wp14:anchorId="4863358D" wp14:editId="210A3AB7">
+                  <wp:extent cx="7673975" cy="2236470"/>
                   <wp:effectExtent l="0" t="0" r="3175" b="0"/>
-                  <wp:docPr id="10" name="Picture 10"/>
+                  <wp:docPr id="13" name="Picture 13"/>
                   <wp:cNvGraphicFramePr>
                     <a:graphicFrameLocks xmlns:a="http://schemas.openxmlformats.org/drawingml/2006/main" noChangeAspect="1"/>
                   </wp:cNvGraphicFramePr>
@@ -3678,7 +3762,7 @@
                         <pic:spPr>
                           <a:xfrm>
                             <a:off x="0" y="0"/>
-                            <a:ext cx="7673975" cy="1985010"/>
+                            <a:ext cx="7673975" cy="2236470"/>
                           </a:xfrm>
                           <a:prstGeom prst="rect">
                             <a:avLst/>
@@ -3813,14 +3897,7 @@
                 <w:color w:val="000000"/>
                 <w:shd w:val="clear" w:color="auto" w:fill="FFFFFF"/>
               </w:rPr>
-              <w:t>job_id</w:t>
-            </w:r>
-            <w:r>
-              <w:rPr>
-                <w:color w:val="000000"/>
-                <w:shd w:val="clear" w:color="auto" w:fill="FFFFFF"/>
-              </w:rPr>
-              <w:t>, avg(salary)</w:t>
+              <w:t>job_id, avg(salary)</w:t>
             </w:r>
           </w:p>
           <w:p>
@@ -3999,10 +4076,10 @@
                 <w:szCs w:val="24"/>
               </w:rPr>
               <w:drawing>
-                <wp:inline distT="0" distB="0" distL="0" distR="0" wp14:anchorId="25D86671" wp14:editId="79DED5FD">
-                  <wp:extent cx="4972744" cy="2638793"/>
-                  <wp:effectExtent l="0" t="0" r="0" b="9525"/>
-                  <wp:docPr id="11" name="Picture 11"/>
+                <wp:inline distT="0" distB="0" distL="0" distR="0" wp14:anchorId="6B1BF7BE" wp14:editId="2AFC332E">
+                  <wp:extent cx="4896533" cy="2514951"/>
+                  <wp:effectExtent l="0" t="0" r="0" b="0"/>
+                  <wp:docPr id="14" name="Picture 14"/>
                   <wp:cNvGraphicFramePr>
                     <a:graphicFrameLocks xmlns:a="http://schemas.openxmlformats.org/drawingml/2006/main" noChangeAspect="1"/>
                   </wp:cNvGraphicFramePr>
@@ -4022,7 +4099,7 @@
                         <pic:spPr>
                           <a:xfrm>
                             <a:off x="0" y="0"/>
-                            <a:ext cx="4972744" cy="2638793"/>
+                            <a:ext cx="4896533" cy="2514951"/>
                           </a:xfrm>
                           <a:prstGeom prst="rect">
                             <a:avLst/>
